--- a/분석/1부6화_Basta_분석.docx
+++ b/분석/1부6화_Basta_분석.docx
@@ -142,7 +142,7 @@
           <w:color w:val="808080"/>
           <w:sz w:val="18"/>
         </w:rPr>
-        <w:t>오늘이 바로 협상하는 날이에요, 얘들아.</w:t>
+        <w:t>오늘이 바로 협상하는 날이야, 얘들아.</w:t>
       </w:r>
     </w:p>
     <w:p>
@@ -1246,7 +1246,7 @@
           <w:color w:val="808080"/>
           <w:sz w:val="18"/>
         </w:rPr>
-        <w:t>장군님, 이건 전투가 아니라 협상입니다.</w:t>
+        <w:t>장군, 이건 전투가 아니라 협상이야.</w:t>
       </w:r>
     </w:p>
     <w:p>
@@ -1585,7 +1585,7 @@
           <w:color w:val="1A1A1A"/>
           <w:sz w:val="22"/>
         </w:rPr>
-        <w:t xml:space="preserve">   Cesare ha vinto molte battaglie con parole, non solo spade.</w:t>
+        <w:t xml:space="preserve">   Cesare ha vinto molte battaglie con le parole, non solo con le spade.</w:t>
       </w:r>
     </w:p>
     <w:p>
@@ -1598,7 +1598,7 @@
           <w:color w:val="808080"/>
           <w:sz w:val="18"/>
         </w:rPr>
-        <w:t>체사레는 칼이 아닌 말로도 많은 전투에서 이겼지.</w:t>
+        <w:t>체사레는 칼만이 아니라 말로도 많은 전투에서 이겼지.</w:t>
       </w:r>
     </w:p>
     <w:p>
@@ -1629,7 +1629,7 @@
           <w:color w:val="262626"/>
           <w:sz w:val="18"/>
         </w:rPr>
-        <w:t xml:space="preserve"> — 동사 vincere 직설법 근과거 3인칭 단수 — 불규칙 과거분사 vinto</w:t>
+        <w:t xml:space="preserve"> — 동사 vincere 근과거 3인칭 단수 (과거분사 vinto, 불규칙)</w:t>
       </w:r>
       <w:r>
         <w:rPr>
@@ -1645,15 +1645,15 @@
           <w:color w:val="262626"/>
           <w:sz w:val="18"/>
         </w:rPr>
-        <w:t>molte</w:t>
-      </w:r>
-      <w:r>
-        <w:rPr>
-          <w:b w:val="0"/>
-          <w:color w:val="262626"/>
-          <w:sz w:val="18"/>
-        </w:rPr>
-        <w:t xml:space="preserve"> — 형용사 molto 여성 복수 — battaglie에 일치</w:t>
+        <w:t>battaglie</w:t>
+      </w:r>
+      <w:r>
+        <w:rPr>
+          <w:b w:val="0"/>
+          <w:color w:val="262626"/>
+          <w:sz w:val="18"/>
+        </w:rPr>
+        <w:t xml:space="preserve"> — 명사(여·복) · 전투 / 단수 battaglia</w:t>
       </w:r>
       <w:r>
         <w:rPr>
@@ -1677,7 +1677,7 @@
           <w:color w:val="262626"/>
           <w:sz w:val="18"/>
         </w:rPr>
-        <w:t xml:space="preserve"> — 명사(여·복) · 말</w:t>
+        <w:t xml:space="preserve"> — 명사(여·복) · 말 / 단수 parola</w:t>
       </w:r>
       <w:r>
         <w:rPr>
@@ -1724,7 +1724,7 @@
           <w:color w:val="262626"/>
           <w:sz w:val="18"/>
         </w:rPr>
-        <w:t>molto는 형용사로 쓰면 명사와 일치: molte battaglie. vincere의 과거분사는 불규칙 vinto.</w:t>
+        <w:t>non solo... (ma anche): '~뿐만 아니라'. 대비되는 두 요소에 같은 구조(con le parole / con le spade)를 반복함. Cesare는 자신을 3인칭으로 부름.</w:t>
       </w:r>
     </w:p>
     <w:p>
@@ -1747,7 +1747,7 @@
           <w:color w:val="262626"/>
           <w:sz w:val="18"/>
         </w:rPr>
-        <w:t>카이사르의 시그니처: 자기를 3인칭으로 부른다(Cesare ha vinto...) — 《갈리아 전기》식 말투.</w:t>
+        <w:t>con le parole, non solo con le spade: '칼만이 아니라 말로도' — 협상의 힘을 강조.</w:t>
       </w:r>
     </w:p>
     <w:p>
@@ -1770,7 +1770,7 @@
           <w:color w:val="262626"/>
           <w:sz w:val="18"/>
         </w:rPr>
-        <w:t>직설법 근과거(Passato prossimo) — 과거의 업적</w:t>
+        <w:t>근과거(Passato prossimo) — 과거의 업적</w:t>
       </w:r>
     </w:p>
     <w:p>
@@ -1985,7 +1985,7 @@
           <w:color w:val="1A1A1A"/>
           <w:sz w:val="22"/>
         </w:rPr>
-        <w:t xml:space="preserve">   Chiara, ricordati di parlare semplice, oggi.</w:t>
+        <w:t xml:space="preserve">   Chiara, si ricordi di parlare semplice, oggi.</w:t>
       </w:r>
     </w:p>
     <w:p>
@@ -1998,7 +1998,7 @@
           <w:color w:val="808080"/>
           <w:sz w:val="18"/>
         </w:rPr>
-        <w:t>키아라, 오늘은 쉽게 말하는 거 잊지 마요.</w:t>
+        <w:t>키아라, 오늘은 쉽게 말하는 거 잊지 마세요.</w:t>
       </w:r>
     </w:p>
     <w:p>
@@ -2021,15 +2021,15 @@
           <w:color w:val="262626"/>
           <w:sz w:val="18"/>
         </w:rPr>
-        <w:t>ricordati</w:t>
-      </w:r>
-      <w:r>
-        <w:rPr>
-          <w:b w:val="0"/>
-          <w:color w:val="262626"/>
-          <w:sz w:val="18"/>
-        </w:rPr>
-        <w:t xml:space="preserve"> — 재귀동사 ricordarsi(기억하다) 명령법 2인칭 단수 ricorda + ti</w:t>
+        <w:t>si ricordi</w:t>
+      </w:r>
+      <w:r>
+        <w:rPr>
+          <w:b w:val="0"/>
+          <w:color w:val="262626"/>
+          <w:sz w:val="18"/>
+        </w:rPr>
+        <w:t xml:space="preserve"> — 재귀동사 ricordarsi 명령법 3인칭 단수 — 존칭 Lei</w:t>
       </w:r>
       <w:r>
         <w:rPr>
@@ -2077,7 +2077,7 @@
           <w:color w:val="262626"/>
           <w:sz w:val="18"/>
         </w:rPr>
-        <w:t xml:space="preserve"> — 형용사 · 간단한 (부사적으로 사용)</w:t>
+        <w:t xml:space="preserve"> — 형용사(남·여 동형) · 쉬운 — 여기선 구어적으로 부사처럼</w:t>
       </w:r>
     </w:p>
     <w:p>
@@ -2100,7 +2100,7 @@
           <w:color w:val="262626"/>
           <w:sz w:val="18"/>
         </w:rPr>
-        <w:t>ricordarsi di + 원형: '~하는 걸 잊지 마'. 긍정 명령에서 재귀대명사는 뒤에 붙는다(ricordati).</w:t>
+        <w:t>Lei 명령형은 접속법 현재를 쓰고 재귀대명사는 동사 앞: si ricordi. ricordarsi di + 원형: '~하는 것을 기억하다'.</w:t>
       </w:r>
     </w:p>
     <w:p>
@@ -2123,7 +2123,7 @@
           <w:color w:val="262626"/>
           <w:sz w:val="18"/>
         </w:rPr>
-        <w:t>지난 회의 교훈을 상기시키는 소피아의 당부.</w:t>
+        <w:t>parlare semplice: '쉽게 말하다' — 구어체(표준은 in modo semplice).</w:t>
       </w:r>
     </w:p>
     <w:p>
@@ -2146,7 +2146,7 @@
           <w:color w:val="262626"/>
           <w:sz w:val="18"/>
         </w:rPr>
-        <w:t>명령법(Imperativo)</w:t>
+        <w:t>명령법(Imperativo) — 존칭 Lei</w:t>
       </w:r>
     </w:p>
     <w:p>
@@ -2350,7 +2350,7 @@
           <w:color w:val="808080"/>
           <w:sz w:val="18"/>
         </w:rPr>
-        <w:t>커피 갖다줄게요, 회의가 길 것 같으니.</w:t>
+        <w:t>커피 갖다줄게, 회의가 길 테니까.</w:t>
       </w:r>
     </w:p>
     <w:p>
@@ -5111,7 +5111,7 @@
           <w:color w:val="808080"/>
           <w:sz w:val="18"/>
         </w:rPr>
-        <w:t>봤죠? 의사들도 당신보다 더 잘 말하네요.</w:t>
+        <w:t>봤지? 의사들도 너보다 말을 더 쉽게 하잖아.</w:t>
       </w:r>
     </w:p>
     <w:p>
@@ -6191,7 +6191,7 @@
           <w:color w:val="808080"/>
           <w:sz w:val="18"/>
         </w:rPr>
-        <w:t>맞아, 미안해. 세 번째로 계속할게요.</w:t>
+        <w:t>맞아, 미안해. 세 번째로 넘어갈게.</w:t>
       </w:r>
     </w:p>
     <w:p>
@@ -6530,7 +6530,7 @@
           <w:color w:val="1A1A1A"/>
           <w:sz w:val="22"/>
         </w:rPr>
-        <w:t xml:space="preserve">   Solo cinque punti, Generale, non preoccuparti.</w:t>
+        <w:t xml:space="preserve">   Solo cinque punti, Generale, non si preoccupi.</w:t>
       </w:r>
     </w:p>
     <w:p>
@@ -6566,15 +6566,15 @@
           <w:color w:val="262626"/>
           <w:sz w:val="18"/>
         </w:rPr>
-        <w:t>preoccuparti</w:t>
-      </w:r>
-      <w:r>
-        <w:rPr>
-          <w:b w:val="0"/>
-          <w:color w:val="262626"/>
-          <w:sz w:val="18"/>
-        </w:rPr>
-        <w:t xml:space="preserve"> — 재귀동사 preoccuparsi(걱정하다) 원형 + ti</w:t>
+        <w:t>punti</w:t>
+      </w:r>
+      <w:r>
+        <w:rPr>
+          <w:b w:val="0"/>
+          <w:color w:val="262626"/>
+          <w:sz w:val="18"/>
+        </w:rPr>
+        <w:t xml:space="preserve"> — 명사(남·복) · 항목 / 단수 punto</w:t>
       </w:r>
       <w:r>
         <w:rPr>
@@ -6590,15 +6590,15 @@
           <w:color w:val="262626"/>
           <w:sz w:val="18"/>
         </w:rPr>
-        <w:t>punti</w:t>
-      </w:r>
-      <w:r>
-        <w:rPr>
-          <w:b w:val="0"/>
-          <w:color w:val="262626"/>
-          <w:sz w:val="18"/>
-        </w:rPr>
-        <w:t xml:space="preserve"> — 명사(남·복) · 항목</w:t>
+        <w:t>si preoccupi</w:t>
+      </w:r>
+      <w:r>
+        <w:rPr>
+          <w:b w:val="0"/>
+          <w:color w:val="262626"/>
+          <w:sz w:val="18"/>
+        </w:rPr>
+        <w:t xml:space="preserve"> — 재귀동사 preoccuparsi 명령법 3인칭 단수 — 존칭 Lei</w:t>
       </w:r>
     </w:p>
     <w:p>
@@ -6621,7 +6621,7 @@
           <w:color w:val="262626"/>
           <w:sz w:val="18"/>
         </w:rPr>
-        <w:t>tu 부정 명령은 non + 동사 원형: non preoccuparti (또는 non ti preoccupare).</w:t>
+        <w:t>Lei 부정 명령: non + 접속법 현재(non si preoccupi). tu 부정 명령은 non + 원형(non preoccuparti).</w:t>
       </w:r>
     </w:p>
     <w:p>
@@ -6644,7 +6644,7 @@
           <w:color w:val="262626"/>
           <w:sz w:val="18"/>
         </w:rPr>
-        <w:t>Non preoccuparti: '걱정 마세요' — 여기서 키아라는 장군에게 tu를 쓴다.</w:t>
+        <w:t>non si preoccupi: '걱정 마세요' — 정중하게 안심시키는 말.</w:t>
       </w:r>
     </w:p>
     <w:p>
@@ -6667,7 +6667,7 @@
           <w:color w:val="262626"/>
           <w:sz w:val="18"/>
         </w:rPr>
-        <w:t>명령법 부정형(Imperativo negativo)</w:t>
+        <w:t>명령법(Imperativo) — 존칭 Lei</w:t>
       </w:r>
     </w:p>
     <w:p>
@@ -6707,7 +6707,7 @@
           <w:color w:val="808080"/>
           <w:sz w:val="18"/>
         </w:rPr>
-        <w:t>다섯 개라... 벌써 이십 분이 지났어요.</w:t>
+        <w:t>다섯 개라... 벌써 이십 분이 지났어.</w:t>
       </w:r>
     </w:p>
     <w:p>
@@ -6871,7 +6871,7 @@
           <w:color w:val="808080"/>
           <w:sz w:val="18"/>
         </w:rPr>
-        <w:t>이십 분인데 이제 겨우 두 번째예요.</w:t>
+        <w:t>이십 분인데 이제 겨우 두 번째야.</w:t>
       </w:r>
     </w:p>
     <w:p>
@@ -7551,7 +7551,7 @@
           <w:color w:val="808080"/>
           <w:sz w:val="18"/>
         </w:rPr>
-        <w:t>맞아요, 잘했어! 봐요, 이해하잖아요?</w:t>
+        <w:t>맞아, 잘했어! 봐, 이해하잖아?</w:t>
       </w:r>
     </w:p>
     <w:p>
@@ -9512,7 +9512,7 @@
           <w:color w:val="808080"/>
           <w:sz w:val="18"/>
         </w:rPr>
-        <w:t>소피아, 괜찮아요? '네'만 하네요.</w:t>
+        <w:t>소피아, 괜찮아? '네'만 하네.</w:t>
       </w:r>
     </w:p>
     <w:p>
@@ -10660,7 +10660,7 @@
           <w:color w:val="808080"/>
           <w:sz w:val="18"/>
         </w:rPr>
-        <w:t>키아라, 한 시간이 지났어요, 어쩌면 더요.</w:t>
+        <w:t>키아라, 한 시간이 지났어, 어쩌면 더.</w:t>
       </w:r>
     </w:p>
     <w:p>
@@ -10824,7 +10824,7 @@
           <w:color w:val="808080"/>
           <w:sz w:val="18"/>
         </w:rPr>
-        <w:t>정확히 한 시간이에요, 시계 봤어요.</w:t>
+        <w:t>딱 한 시간이야, 시계 봤어.</w:t>
       </w:r>
     </w:p>
     <w:p>
@@ -11012,7 +11012,7 @@
           <w:color w:val="808080"/>
           <w:sz w:val="18"/>
         </w:rPr>
-        <w:t>콘술... 아니, 키아라, 저 아가씨가 더는 못 버티고 있어.</w:t>
+        <w:t>집정... 아니, 키아라, 저 아가씨가 더는 못 버팁니다.</w:t>
       </w:r>
     </w:p>
     <w:p>
@@ -12549,7 +12549,7 @@
           <w:color w:val="808080"/>
           <w:sz w:val="18"/>
         </w:rPr>
-        <w:t>아무것도... 다... 괜찮아요.</w:t>
+        <w:t>아무것도 아니에요, 아무것도. 다... 괜찮아요.</w:t>
       </w:r>
     </w:p>
     <w:p>
@@ -14097,7 +14097,7 @@
           <w:color w:val="808080"/>
           <w:sz w:val="18"/>
         </w:rPr>
-        <w:t>얘야, 앉아, 디저트 갖다줄게요.</w:t>
+        <w:t>얘야, 앉아, 디저트 갖다줄게.</w:t>
       </w:r>
     </w:p>
     <w:p>
@@ -14976,7 +14976,7 @@
           <w:color w:val="1A1A1A"/>
           <w:sz w:val="22"/>
         </w:rPr>
-        <w:t xml:space="preserve">   Ha ragione il console. Traduco io, da qui.</w:t>
+        <w:t xml:space="preserve">   Ha ragione il console. D'ora in poi traduco io.</w:t>
       </w:r>
     </w:p>
     <w:p>
@@ -14989,7 +14989,7 @@
           <w:color w:val="808080"/>
           <w:sz w:val="18"/>
         </w:rPr>
-        <w:t>콘술님 말이 맞아요. 여기서부터는 제가 통역할게요.</w:t>
+        <w:t>집정관님 말이 맞아요. 이제부터는 제가 통역할게요.</w:t>
       </w:r>
     </w:p>
     <w:p>
@@ -15012,15 +15012,15 @@
           <w:color w:val="262626"/>
           <w:sz w:val="18"/>
         </w:rPr>
-        <w:t>ha</w:t>
-      </w:r>
-      <w:r>
-        <w:rPr>
-          <w:b w:val="0"/>
-          <w:color w:val="262626"/>
-          <w:sz w:val="18"/>
-        </w:rPr>
-        <w:t xml:space="preserve"> — 동사 avere 직설법 현재 3인칭 단수</w:t>
+        <w:t>ragione</w:t>
+      </w:r>
+      <w:r>
+        <w:rPr>
+          <w:b w:val="0"/>
+          <w:color w:val="262626"/>
+          <w:sz w:val="18"/>
+        </w:rPr>
+        <w:t xml:space="preserve"> — 명사(여) · 이유, 옳음 (avere ragione = 옳다)</w:t>
       </w:r>
       <w:r>
         <w:rPr>
@@ -15060,6 +15060,30 @@
           <w:color w:val="262626"/>
           <w:sz w:val="18"/>
         </w:rPr>
+        <w:t>d'ora in poi</w:t>
+      </w:r>
+      <w:r>
+        <w:rPr>
+          <w:b w:val="0"/>
+          <w:color w:val="262626"/>
+          <w:sz w:val="18"/>
+        </w:rPr>
+        <w:t xml:space="preserve"> — 부사구 · 지금부터</w:t>
+      </w:r>
+      <w:r>
+        <w:rPr>
+          <w:b w:val="0"/>
+          <w:color w:val="262626"/>
+          <w:sz w:val="18"/>
+        </w:rPr>
+        <w:t xml:space="preserve"> · </w:t>
+      </w:r>
+      <w:r>
+        <w:rPr>
+          <w:b/>
+          <w:color w:val="262626"/>
+          <w:sz w:val="18"/>
+        </w:rPr>
         <w:t>traduco</w:t>
       </w:r>
       <w:r>
@@ -15068,7 +15092,7 @@
           <w:color w:val="262626"/>
           <w:sz w:val="18"/>
         </w:rPr>
-        <w:t xml:space="preserve"> — 동사 tradurre 직설법 현재 1인칭 단수</w:t>
+        <w:t xml:space="preserve"> — 동사 tradurre 직설법 현재 1인칭 단수(불규칙)</w:t>
       </w:r>
     </w:p>
     <w:p>
@@ -15091,7 +15115,7 @@
           <w:color w:val="262626"/>
           <w:sz w:val="18"/>
         </w:rPr>
-        <w:t>Ha ragione il console: 주어를 문미에 두는 강조 도치. Traduco io도 주어 io를 뒤에 두어 '내가' 강조.</w:t>
+        <w:t>avere ragione: '말이 옳다'(주어 도치: Ha ragione il console). tradurre는 -urre 동사로 traduc- 어간을 씀.</w:t>
       </w:r>
     </w:p>
     <w:p>
@@ -15114,7 +15138,7 @@
           <w:color w:val="262626"/>
           <w:sz w:val="18"/>
         </w:rPr>
-        <w:t>da qui: '여기서부터'. 통역을 자청하는 변호사.</w:t>
+        <w:t>D'ora in poi traduco io: '이제부터는 내가 통역할게' — 주어 io를 뒤에 두어 '내가'를 강조.</w:t>
       </w:r>
     </w:p>
     <w:p>
@@ -15137,7 +15161,7 @@
           <w:color w:val="262626"/>
           <w:sz w:val="18"/>
         </w:rPr>
-        <w:t>직설법 현재(Indicativo presente)</w:t>
+        <w:t>직설법 현재(Indicativo presente) — 즉석의 결심</w:t>
       </w:r>
     </w:p>
     <w:p>
@@ -15905,7 +15929,7 @@
           <w:color w:val="808080"/>
           <w:sz w:val="18"/>
         </w:rPr>
-        <w:t>먹어요, 그다음에 차분히 다시 시작하죠.</w:t>
+        <w:t>먹어, 그다음에 차분히 다시 하자.</w:t>
       </w:r>
     </w:p>
     <w:p>
@@ -18850,7 +18874,7 @@
           <w:color w:val="808080"/>
           <w:sz w:val="18"/>
         </w:rPr>
-        <w:t>장군님, 이건 협상이었지 전투가 아니었어요.</w:t>
+        <w:t>장군, 이건 협상이었지 전투가 아니었어.</w:t>
       </w:r>
     </w:p>
     <w:p>
@@ -19178,7 +19202,7 @@
           <w:color w:val="808080"/>
           <w:sz w:val="18"/>
         </w:rPr>
-        <w:t>전투는 그만, 오늘은 케이크로 축하해요.</w:t>
+        <w:t>전투는 그만, 오늘은 케이크로 축하하자.</w:t>
       </w:r>
     </w:p>
     <w:p>
@@ -20033,7 +20057,7 @@
           <w:color w:val="1A1A1A"/>
           <w:sz w:val="22"/>
         </w:rPr>
-        <w:t xml:space="preserve">   Sofia, la prossima volta ti fermo prima io.</w:t>
+        <w:t xml:space="preserve">   Sofia, la prossima volta mi fermo prima io.</w:t>
       </w:r>
     </w:p>
     <w:p>
@@ -20046,7 +20070,7 @@
           <w:color w:val="808080"/>
           <w:sz w:val="18"/>
         </w:rPr>
-        <w:t>소피아, 다음엔 제가 먼저 멈출게요.</w:t>
+        <w:t>소피아, 다음엔 내가 먼저 멈출게.</w:t>
       </w:r>
     </w:p>
     <w:p>
@@ -20069,6 +20093,30 @@
           <w:color w:val="262626"/>
           <w:sz w:val="18"/>
         </w:rPr>
+        <w:t>prossima</w:t>
+      </w:r>
+      <w:r>
+        <w:rPr>
+          <w:b w:val="0"/>
+          <w:color w:val="262626"/>
+          <w:sz w:val="18"/>
+        </w:rPr>
+        <w:t xml:space="preserve"> — 형용사 prossimo의 여성 단수 · 다음의 — volta에 일치</w:t>
+      </w:r>
+      <w:r>
+        <w:rPr>
+          <w:b w:val="0"/>
+          <w:color w:val="262626"/>
+          <w:sz w:val="18"/>
+        </w:rPr>
+        <w:t xml:space="preserve"> · </w:t>
+      </w:r>
+      <w:r>
+        <w:rPr>
+          <w:b/>
+          <w:color w:val="262626"/>
+          <w:sz w:val="18"/>
+        </w:rPr>
         <w:t>volta</w:t>
       </w:r>
       <w:r>
@@ -20077,7 +20125,7 @@
           <w:color w:val="262626"/>
           <w:sz w:val="18"/>
         </w:rPr>
-        <w:t xml:space="preserve"> — 명사(여) · 번</w:t>
+        <w:t xml:space="preserve"> — 명사(여) · 번, 회</w:t>
       </w:r>
       <w:r>
         <w:rPr>
@@ -20093,15 +20141,39 @@
           <w:color w:val="262626"/>
           <w:sz w:val="18"/>
         </w:rPr>
-        <w:t>fermo</w:t>
-      </w:r>
-      <w:r>
-        <w:rPr>
-          <w:b w:val="0"/>
-          <w:color w:val="262626"/>
-          <w:sz w:val="18"/>
-        </w:rPr>
-        <w:t xml:space="preserve"> — 동사 fermare(멈추게 하다) 직설법 현재 1인칭 단수</w:t>
+        <w:t>mi fermo</w:t>
+      </w:r>
+      <w:r>
+        <w:rPr>
+          <w:b w:val="0"/>
+          <w:color w:val="262626"/>
+          <w:sz w:val="18"/>
+        </w:rPr>
+        <w:t xml:space="preserve"> — 재귀동사 fermarsi 직설법 현재 1인칭 단수</w:t>
+      </w:r>
+      <w:r>
+        <w:rPr>
+          <w:b w:val="0"/>
+          <w:color w:val="262626"/>
+          <w:sz w:val="18"/>
+        </w:rPr>
+        <w:t xml:space="preserve"> · </w:t>
+      </w:r>
+      <w:r>
+        <w:rPr>
+          <w:b/>
+          <w:color w:val="262626"/>
+          <w:sz w:val="18"/>
+        </w:rPr>
+        <w:t>prima</w:t>
+      </w:r>
+      <w:r>
+        <w:rPr>
+          <w:b w:val="0"/>
+          <w:color w:val="262626"/>
+          <w:sz w:val="18"/>
+        </w:rPr>
+        <w:t xml:space="preserve"> — 부사 · 먼저, 더 일찍</w:t>
       </w:r>
     </w:p>
     <w:p>
@@ -20124,7 +20196,7 @@
           <w:color w:val="262626"/>
           <w:sz w:val="18"/>
         </w:rPr>
-        <w:t>현재형으로 미래의 약속. 주어 io를 문미에 두어 '내가' 강조.</w:t>
+        <w:t>fermarsi(스스로 멈추다) vs fermare qualcuno(누구를 멈추게 하다). 주어 io를 끝에 두어 강조: mi fermo prima io.</w:t>
       </w:r>
     </w:p>
     <w:p>
@@ -20147,7 +20219,7 @@
           <w:color w:val="262626"/>
           <w:sz w:val="18"/>
         </w:rPr>
-        <w:t>la prossima volta: '다음번엔'.</w:t>
+        <w:t>la prossima volta: '다음번에는' — 반성과 약속.</w:t>
       </w:r>
     </w:p>
     <w:p>
@@ -20170,7 +20242,7 @@
           <w:color w:val="262626"/>
           <w:sz w:val="18"/>
         </w:rPr>
-        <w:t>직설법 현재(Indicativo presente) — 미래의 약속</w:t>
+        <w:t>직설법 현재(Indicativo presente) — 가까운 미래의 약속</w:t>
       </w:r>
     </w:p>
     <w:p>
@@ -20210,7 +20282,7 @@
           <w:color w:val="808080"/>
           <w:sz w:val="18"/>
         </w:rPr>
-        <w:t>고마워요, 키아라. 근데 저도 당신을 먼저 멈추는 법 배울게요.</w:t>
+        <w:t>고마워요, 키아라. 근데 저도 더 일찍 말리는 법을 배울게요.</w:t>
       </w:r>
     </w:p>
     <w:p>
@@ -20750,7 +20822,7 @@
           <w:color w:val="808080"/>
           <w:sz w:val="18"/>
         </w:rPr>
-        <w:t>그리고 늘 그랬듯 계속 나아가요.</w:t>
+        <w:t>그리고 늘 그랬듯 앞으로 나아가는 거야.</w:t>
       </w:r>
     </w:p>
     <w:p>
@@ -20914,7 +20986,7 @@
           <w:color w:val="808080"/>
           <w:sz w:val="18"/>
         </w:rPr>
-        <w:t>소피아, 오늘 당신이 저한테도 뭔가를 가르쳐줬어요.</w:t>
+        <w:t>소피아, 오늘은 네가 나한테도 뭔가 가르쳐 줬어.</w:t>
       </w:r>
     </w:p>
     <w:p>
